--- a/public/gallery/examples/data-scientist/es/resume.docx
+++ b/public/gallery/examples/data-scientist/es/resume.docx
@@ -66,7 +66,7 @@
         </w:rPr>
         <w:t xml:space="preserve">📧 </w:t>
       </w:r>
-      <w:hyperlink w:history="1" r:id="rIdsqii70mswp46nyg4k2qv7">
+      <w:hyperlink w:history="1" r:id="rIddndfonmhiiydbqubfd8x4">
         <w:r>
           <w:rPr>
             <w:sz w:val="18"/>
@@ -89,7 +89,7 @@
         </w:rPr>
         <w:t xml:space="preserve">🔗 </w:t>
       </w:r>
-      <w:hyperlink w:history="1" r:id="rId696feic5v1i23d9hpvdop">
+      <w:hyperlink w:history="1" r:id="rId8hlx4s8lnoia6nmsxshd7">
         <w:r>
           <w:rPr>
             <w:sz w:val="18"/>
@@ -124,7 +124,7 @@
         <w:spacing w:after="200" w:line="276"/>
         <w:jc w:val="center"/>
       </w:pPr>
-      <w:hyperlink w:history="1" r:id="rIdgjaga8obrtiuupmhzmkr9">
+      <w:hyperlink w:history="1" r:id="rIdq-uez14c8kt4kzfmbqjx8">
         <w:r>
           <w:rPr>
             <w:sz w:val="18"/>
@@ -140,7 +140,7 @@
         </w:rPr>
         <w:t xml:space="preserve"> • </w:t>
       </w:r>
-      <w:hyperlink w:history="1" r:id="rIdh6hwhvuftk1h_6wq_gxzs">
+      <w:hyperlink w:history="1" r:id="rIdkvgim6voypd0fg41fi_o4">
         <w:r>
           <w:rPr>
             <w:sz w:val="18"/>
@@ -292,7 +292,7 @@
         </w:rPr>
         <w:t xml:space="preserve">	</w:t>
       </w:r>
-      <w:hyperlink w:history="1" r:id="rIdqrvjiefln_pfd4zyk0-y_">
+      <w:hyperlink w:history="1" r:id="rIdh1llvbvpaomgw3ay4w-ei">
         <w:r>
           <w:rPr>
             <w:sz w:val="18"/>
@@ -417,7 +417,7 @@
         </w:rPr>
         <w:t xml:space="preserve">	</w:t>
       </w:r>
-      <w:hyperlink w:history="1" r:id="rIdjiswil4viyd8g6xread9b">
+      <w:hyperlink w:history="1" r:id="rIdzw25g5g-1etkhxeigruv2">
         <w:r>
           <w:rPr>
             <w:sz w:val="18"/>
@@ -561,7 +561,7 @@
         </w:rPr>
         <w:t xml:space="preserve">	</w:t>
       </w:r>
-      <w:hyperlink w:history="1" r:id="rIdeotdgmblp1cqnbmk3bsqm">
+      <w:hyperlink w:history="1" r:id="rIddixiryichvgc1uzmbte4c">
         <w:r>
           <w:rPr>
             <w:sz w:val="18"/>
@@ -743,7 +743,7 @@
         </w:rPr>
         <w:t xml:space="preserve">	</w:t>
       </w:r>
-      <w:hyperlink w:history="1" r:id="rIduxs5gzdc6gtoa72mixmxi">
+      <w:hyperlink w:history="1" r:id="rId1cq6ptg5puwkhpi-gt-xz">
         <w:r>
           <w:rPr>
             <w:sz w:val="18"/>
@@ -906,7 +906,7 @@
         </w:rPr>
         <w:t xml:space="preserve">	</w:t>
       </w:r>
-      <w:hyperlink w:history="1" r:id="rIdsfqf87otqgqa-uhodo_nj">
+      <w:hyperlink w:history="1" r:id="rIdnkfyuzw-prm7wl8opblrf">
         <w:r>
           <w:rPr>
             <w:sz w:val="18"/>
@@ -1353,7 +1353,7 @@
         </w:rPr>
         <w:t xml:space="preserve">	</w:t>
       </w:r>
-      <w:hyperlink w:history="1" r:id="rId4bsaqcwx07dfrjoca8eu1">
+      <w:hyperlink w:history="1" r:id="rId_djrx-jhrfbjhladhrppq">
         <w:r>
           <w:rPr>
             <w:sz w:val="18"/>
@@ -1419,7 +1419,7 @@
         </w:rPr>
         <w:t xml:space="preserve">	</w:t>
       </w:r>
-      <w:hyperlink w:history="1" r:id="rIdiuxep7ehlnnbkihgftsf5">
+      <w:hyperlink w:history="1" r:id="rIdohjgga48nkf7flyhw3tgt">
         <w:r>
           <w:rPr>
             <w:sz w:val="18"/>
@@ -1504,7 +1504,7 @@
         </w:rPr>
         <w:t xml:space="preserve">	</w:t>
       </w:r>
-      <w:hyperlink w:history="1" r:id="rIducke1o8-hu9e7i1ehlxak">
+      <w:hyperlink w:history="1" r:id="rIdhjqvidhie9madrpaujemh">
         <w:r>
           <w:rPr>
             <w:sz w:val="18"/>
@@ -1741,7 +1741,7 @@
         </w:rPr>
         <w:t xml:space="preserve">	</w:t>
       </w:r>
-      <w:hyperlink w:history="1" r:id="rIdjydwzkyr3gfuwhvpdnkim">
+      <w:hyperlink w:history="1" r:id="rIdkxy7zbdags3ejtd_e25tg">
         <w:r>
           <w:rPr>
             <w:sz w:val="18"/>
@@ -1885,7 +1885,7 @@
         </w:rPr>
         <w:t xml:space="preserve">	</w:t>
       </w:r>
-      <w:hyperlink w:history="1" r:id="rIdxxdu1smvonvzkcbru4u2m">
+      <w:hyperlink w:history="1" r:id="rIdguu7rb6fivphtfb6xxryl">
         <w:r>
           <w:rPr>
             <w:sz w:val="18"/>
@@ -2111,7 +2111,7 @@
         </w:rPr>
         <w:t xml:space="preserve">	</w:t>
       </w:r>
-      <w:hyperlink w:history="1" r:id="rIdpa86tgm0jzv8kswgmx22n">
+      <w:hyperlink w:history="1" r:id="rIdf0jaca-jo2vv7_ggvyu4n">
         <w:r>
           <w:rPr>
             <w:sz w:val="18"/>
